--- a/docs/上海真仁堂统计汇总-接口文档.docx
+++ b/docs/上海真仁堂统计汇总-接口文档.docx
@@ -1024,7 +1024,7 @@
           <w:sz w:val="21"/>
           <w:szCs w:val="21"/>
         </w:rPr>
-        <w:t xml:space="preserve">调用方必须携带访问密钥，以下两种传法任选其一：</w:t>
+        <w:t xml:space="preserve">调用方必须携带访问密钥，以下三种传法任选其一：</w:t>
       </w:r>
     </w:p>
     <w:p>
@@ -1113,6 +1113,68 @@
           <w:szCs w:val="18"/>
         </w:rPr>
         <w:t xml:space="preserve">Authorization: Bearer zrt-oa-2026</w:t>
+      </w:r>
+    </w:p>
+    <w:p>
+      <w:pPr>
+        <w:spacing w:after="60" w:before="140"/>
+      </w:pPr>
+      <w:r>
+        <w:rPr>
+          <w:rFonts w:ascii="Calibri" w:cs="Calibri" w:eastAsia="微软雅黑" w:hAnsi="Calibri"/>
+          <w:b/>
+          <w:bCs/>
+          <w:color w:val="1F4E79"/>
+          <w:sz w:val="21"/>
+          <w:szCs w:val="21"/>
+        </w:rPr>
+        <w:t xml:space="preserve">3. 代理/浏览器直调：</w:t>
+      </w:r>
+      <w:r>
+        <w:rPr>
+          <w:rFonts w:ascii="Calibri" w:cs="Calibri" w:eastAsia="微软雅黑" w:hAnsi="Calibri"/>
+          <w:color w:val="333333"/>
+          <w:sz w:val="21"/>
+          <w:szCs w:val="21"/>
+        </w:rPr>
+        <w:t xml:space="preserve">查询字符串或表单 body 带 </w:t>
+      </w:r>
+      <w:r>
+        <w:rPr>
+          <w:rFonts w:ascii="Consolas" w:cs="Consolas" w:eastAsia="Consolas" w:hAnsi="Consolas"/>
+          <w:color w:val="333333"/>
+          <w:sz w:val="20"/>
+          <w:szCs w:val="20"/>
+        </w:rPr>
+        <w:t xml:space="preserve">key</w:t>
+      </w:r>
+      <w:r>
+        <w:rPr>
+          <w:rFonts w:ascii="Calibri" w:cs="Calibri" w:eastAsia="微软雅黑" w:hAnsi="Calibri"/>
+          <w:color w:val="333333"/>
+          <w:sz w:val="21"/>
+          <w:szCs w:val="21"/>
+        </w:rPr>
+        <w:t xml:space="preserve">（无法自定义请求头时使用，如 OA 代理、浏览器地址栏）</w:t>
+      </w:r>
+    </w:p>
+    <w:p>
+      <w:pPr>
+        <w:pBdr>
+          <w:left w:val="single" w:color="2E74B5" w:sz="18" w:space="6"/>
+        </w:pBdr>
+        <w:shd w:fill="F5F5F5" w:color="auto" w:val="clear"/>
+        <w:spacing w:after="0" w:line="240"/>
+        <w:ind w:left="160" w:right="160"/>
+      </w:pPr>
+      <w:r>
+        <w:rPr>
+          <w:rFonts w:ascii="Consolas" w:cs="Consolas" w:eastAsia="Consolas" w:hAnsi="Consolas"/>
+          <w:color w:val="333333"/>
+          <w:sz w:val="18"/>
+          <w:szCs w:val="18"/>
+        </w:rPr>
+        <w:t xml:space="preserve">POST /OaApi/GetZhenRenTangStats?month=2026-08&amp;key=zrt-oa-2026</w:t>
       </w:r>
     </w:p>
     <w:p>
@@ -1399,6 +1461,112 @@
           </w:p>
         </w:tc>
       </w:tr>
+      <w:tr>
+        <w:tc>
+          <w:tcPr>
+            <w:tcW w:type="dxa" w:w="1400"/>
+            <w:tcMar>
+              <w:top w:type="dxa" w:w="80"/>
+              <w:left w:type="dxa" w:w="130"/>
+              <w:bottom w:type="dxa" w:w="80"/>
+              <w:right w:type="dxa" w:w="130"/>
+            </w:tcMar>
+            <w:vAlign w:val="center"/>
+          </w:tcPr>
+          <w:p>
+            <w:pPr>
+              <w:spacing w:after="20" w:line="260"/>
+            </w:pPr>
+            <w:r>
+              <w:rPr>
+                <w:rFonts w:ascii="Calibri" w:cs="Calibri" w:eastAsia="微软雅黑" w:hAnsi="Calibri"/>
+                <w:color w:val="333333"/>
+                <w:sz w:val="20"/>
+                <w:szCs w:val="20"/>
+              </w:rPr>
+              <w:t xml:space="default"/>
+            </w:r>
+          </w:p>
+        </w:tc>
+        <w:tc>
+          <w:tcPr>
+            <w:tcW w:type="dxa" w:w="1200"/>
+            <w:tcMar>
+              <w:top w:type="dxa" w:w="80"/>
+              <w:left w:type="dxa" w:w="130"/>
+              <w:bottom w:type="dxa" w:w="80"/>
+              <w:right w:type="dxa" w:w="130"/>
+            </w:tcMar>
+            <w:vAlign w:val="center"/>
+          </w:tcPr>
+          <w:p>
+            <w:pPr>
+              <w:spacing w:after="20" w:line="260"/>
+            </w:pPr>
+            <w:r>
+              <w:rPr>
+                <w:rFonts w:ascii="Calibri" w:cs="Calibri" w:eastAsia="微软雅黑" w:hAnsi="Calibri"/>
+                <w:color w:val="333333"/>
+                <w:sz w:val="20"/>
+                <w:szCs w:val="20"/>
+              </w:rPr>
+              <w:t xml:space="preserve">string</w:t>
+            </w:r>
+          </w:p>
+        </w:tc>
+        <w:tc>
+          <w:tcPr>
+            <w:tcW w:type="dxa" w:w="900"/>
+            <w:tcMar>
+              <w:top w:type="dxa" w:w="80"/>
+              <w:left w:type="dxa" w:w="130"/>
+              <w:bottom w:type="dxa" w:w="80"/>
+              <w:right w:type="dxa" w:w="130"/>
+            </w:tcMar>
+            <w:vAlign w:val="center"/>
+          </w:tcPr>
+          <w:p>
+            <w:pPr>
+              <w:spacing w:after="20" w:line="260"/>
+            </w:pPr>
+            <w:r>
+              <w:rPr>
+                <w:rFonts w:ascii="Calibri" w:cs="Calibri" w:eastAsia="微软雅黑" w:hAnsi="Calibri"/>
+                <w:color w:val="333333"/>
+                <w:sz w:val="20"/>
+                <w:szCs w:val="20"/>
+              </w:rPr>
+              <w:t xml:space="preserve">否</w:t>
+            </w:r>
+          </w:p>
+        </w:tc>
+        <w:tc>
+          <w:tcPr>
+            <w:tcW w:type="dxa" w:w="5526"/>
+            <w:tcMar>
+              <w:top w:type="dxa" w:w="80"/>
+              <w:left w:type="dxa" w:w="130"/>
+              <w:bottom w:type="dxa" w:w="80"/>
+              <w:right w:type="dxa" w:w="130"/>
+            </w:tcMar>
+            <w:vAlign w:val="center"/>
+          </w:tcPr>
+          <w:p>
+            <w:pPr>
+              <w:spacing w:after="20" w:line="260"/>
+            </w:pPr>
+            <w:r>
+              <w:rPr>
+                <w:rFonts w:ascii="Calibri" w:cs="Calibri" w:eastAsia="微软雅黑" w:hAnsi="Calibri"/>
+                <w:color w:val="333333"/>
+                <w:sz w:val="20"/>
+                <w:szCs w:val="20"/>
+              </w:rPr>
+              <w:t xml:space="preserve">访问密钥。可放在查询字符串或表单 body 中（请求头 X-Api-Key / Authorization: Bearer 仍可用）。密钥错误或缺失时返回“无效的访问密钥”</w:t>
+            </w:r>
+          </w:p>
+        </w:tc>
+      </w:tr>
     </w:tbl>
     <w:p>
       <w:pPr>
@@ -1626,6 +1794,44 @@
           <w:sz w:val="18"/>
           <w:szCs w:val="18"/>
         </w:rPr>
+        <w:t xml:space="preserve">      "开始日期": "2026-07-01",</w:t>
+      </w:r>
+    </w:p>
+    <w:p>
+      <w:pPr>
+        <w:pBdr>
+          <w:left w:val="single" w:color="2E74B5" w:sz="18" w:space="6"/>
+        </w:pBdr>
+        <w:shd w:fill="F5F5F5" w:color="auto" w:val="clear"/>
+        <w:spacing w:after="0" w:line="240"/>
+        <w:ind w:left="160" w:right="160"/>
+      </w:pPr>
+      <w:r>
+        <w:rPr>
+          <w:rFonts w:ascii="Consolas" w:cs="Consolas" w:eastAsia="Consolas" w:hAnsi="Consolas"/>
+          <w:color w:val="333333"/>
+          <w:sz w:val="18"/>
+          <w:szCs w:val="18"/>
+        </w:rPr>
+        <w:t xml:space="preserve">      "结束日期": "2026-07-31",</w:t>
+      </w:r>
+    </w:p>
+    <w:p>
+      <w:pPr>
+        <w:pBdr>
+          <w:left w:val="single" w:color="2E74B5" w:sz="18" w:space="6"/>
+        </w:pBdr>
+        <w:shd w:fill="F5F5F5" w:color="auto" w:val="clear"/>
+        <w:spacing w:after="0" w:line="240"/>
+        <w:ind w:left="160" w:right="160"/>
+      </w:pPr>
+      <w:r>
+        <w:rPr>
+          <w:rFonts w:ascii="Consolas" w:cs="Consolas" w:eastAsia="Consolas" w:hAnsi="Consolas"/>
+          <w:color w:val="333333"/>
+          <w:sz w:val="18"/>
+          <w:szCs w:val="18"/>
+        </w:rPr>
         <w:t xml:space="preserve">      "应付加工费": 4257.18,</w:t>
       </w:r>
     </w:p>
@@ -1664,7 +1870,26 @@
           <w:sz w:val="18"/>
           <w:szCs w:val="18"/>
         </w:rPr>
-        <w:t xml:space="preserve">      "导入时间": "\/Date(1786609765923)\/"</w:t>
+        <w:t xml:space="preserve">      "导入时间": "\/Date(1786609765923)\/",</w:t>
+      </w:r>
+    </w:p>
+    <w:p>
+      <w:pPr>
+        <w:pBdr>
+          <w:left w:val="single" w:color="2E74B5" w:sz="18" w:space="6"/>
+        </w:pBdr>
+        <w:shd w:fill="F5F5F5" w:color="auto" w:val="clear"/>
+        <w:spacing w:after="0" w:line="240"/>
+        <w:ind w:left="160" w:right="160"/>
+      </w:pPr>
+      <w:r>
+        <w:rPr>
+          <w:rFonts w:ascii="Consolas" w:cs="Consolas" w:eastAsia="Consolas" w:hAnsi="Consolas"/>
+          <w:color w:val="333333"/>
+          <w:sz w:val="18"/>
+          <w:szCs w:val="18"/>
+        </w:rPr>
+        <w:t xml:space="preserve">      "应付总金额": 4727.18</w:t>
       </w:r>
     </w:p>
     <w:p>
@@ -2226,7 +2451,7 @@
                 <w:sz w:val="20"/>
                 <w:szCs w:val="20"/>
               </w:rPr>
-              <w:t xml:space="preserve">number</w:t>
+              <w:t xml:space="preserve">string</w:t>
             </w:r>
           </w:p>
         </w:tc>
@@ -2252,7 +2477,7 @@
                 <w:sz w:val="20"/>
                 <w:szCs w:val="20"/>
               </w:rPr>
-              <w:t xml:space="preserve">该月应付加工费（合计）</w:t>
+              <w:t xml:space="preserve">统计月份起始日，格式 yyyy-MM-dd（导入时写入，即当月 1 日）</w:t>
             </w:r>
           </w:p>
         </w:tc>
@@ -2308,7 +2533,7 @@
                 <w:sz w:val="20"/>
                 <w:szCs w:val="20"/>
               </w:rPr>
-              <w:t xml:space="preserve">number</w:t>
+              <w:t xml:space="preserve">string</w:t>
             </w:r>
           </w:p>
         </w:tc>
@@ -2335,7 +2560,7 @@
                 <w:sz w:val="20"/>
                 <w:szCs w:val="20"/>
               </w:rPr>
-              <w:t xml:space="preserve">该月应付快递费（合计）</w:t>
+              <w:t xml:space="preserve">统计月份结束日，格式 yyyy-MM-dd（导入时写入，即当月月末）</w:t>
             </w:r>
           </w:p>
         </w:tc>
@@ -2389,6 +2614,169 @@
                 <w:sz w:val="20"/>
                 <w:szCs w:val="20"/>
               </w:rPr>
+              <w:t xml:space="preserve">number</w:t>
+            </w:r>
+          </w:p>
+        </w:tc>
+        <w:tc>
+          <w:tcPr>
+            <w:tcW w:type="dxa" w:w="5326"/>
+            <w:tcMar>
+              <w:top w:type="dxa" w:w="80"/>
+              <w:left w:type="dxa" w:w="130"/>
+              <w:bottom w:type="dxa" w:w="80"/>
+              <w:right w:type="dxa" w:w="130"/>
+            </w:tcMar>
+            <w:vAlign w:val="center"/>
+          </w:tcPr>
+          <w:p>
+            <w:pPr>
+              <w:spacing w:after="20" w:line="260"/>
+            </w:pPr>
+            <w:r>
+              <w:rPr>
+                <w:rFonts w:ascii="Calibri" w:cs="Calibri" w:eastAsia="微软雅黑" w:hAnsi="Calibri"/>
+                <w:color w:val="333333"/>
+                <w:sz w:val="20"/>
+                <w:szCs w:val="20"/>
+              </w:rPr>
+              <w:t xml:space="preserve">该月应付加工费（合计）</w:t>
+            </w:r>
+          </w:p>
+        </w:tc>
+      </w:tr>
+      <w:tr>
+        <w:tc>
+          <w:tcPr>
+            <w:tcW w:type="dxa" w:w="2500"/>
+            <w:shd w:fill="F2F7FB" w:color="auto" w:val="clear"/>
+            <w:tcMar>
+              <w:top w:type="dxa" w:w="80"/>
+              <w:left w:type="dxa" w:w="130"/>
+              <w:bottom w:type="dxa" w:w="80"/>
+              <w:right w:type="dxa" w:w="130"/>
+            </w:tcMar>
+            <w:vAlign w:val="center"/>
+          </w:tcPr>
+          <w:p>
+            <w:pPr>
+              <w:spacing w:after="20" w:line="260"/>
+            </w:pPr>
+            <w:r>
+              <w:rPr>
+                <w:rFonts w:ascii="Calibri" w:cs="Calibri" w:eastAsia="微软雅黑" w:hAnsi="Calibri"/>
+                <w:color w:val="333333"/>
+                <w:sz w:val="20"/>
+                <w:szCs w:val="20"/>
+              </w:rPr>
+              <w:t xml:space="default"/>
+            </w:r>
+          </w:p>
+        </w:tc>
+        <w:tc>
+          <w:tcPr>
+            <w:tcW w:type="dxa" w:w="1200"/>
+            <w:shd w:fill="F2F7FB" w:color="auto" w:val="clear"/>
+            <w:tcMar>
+              <w:top w:type="dxa" w:w="80"/>
+              <w:left w:type="dxa" w:w="130"/>
+              <w:bottom w:type="dxa" w:w="80"/>
+              <w:right w:type="dxa" w:w="130"/>
+            </w:tcMar>
+            <w:vAlign w:val="center"/>
+          </w:tcPr>
+          <w:p>
+            <w:pPr>
+              <w:spacing w:after="20" w:line="260"/>
+            </w:pPr>
+            <w:r>
+              <w:rPr>
+                <w:rFonts w:ascii="Calibri" w:cs="Calibri" w:eastAsia="微软雅黑" w:hAnsi="Calibri"/>
+                <w:color w:val="333333"/>
+                <w:sz w:val="20"/>
+                <w:szCs w:val="20"/>
+              </w:rPr>
+              <w:t xml:space="preserve">number</w:t>
+            </w:r>
+          </w:p>
+        </w:tc>
+        <w:tc>
+          <w:tcPr>
+            <w:tcW w:type="dxa" w:w="5326"/>
+            <w:shd w:fill="F2F7FB" w:color="auto" w:val="clear"/>
+            <w:tcMar>
+              <w:top w:type="dxa" w:w="80"/>
+              <w:left w:type="dxa" w:w="130"/>
+              <w:bottom w:type="dxa" w:w="80"/>
+              <w:right w:type="dxa" w:w="130"/>
+            </w:tcMar>
+            <w:vAlign w:val="center"/>
+          </w:tcPr>
+          <w:p>
+            <w:pPr>
+              <w:spacing w:after="20" w:line="260"/>
+            </w:pPr>
+            <w:r>
+              <w:rPr>
+                <w:rFonts w:ascii="Calibri" w:cs="Calibri" w:eastAsia="微软雅黑" w:hAnsi="Calibri"/>
+                <w:color w:val="333333"/>
+                <w:sz w:val="20"/>
+                <w:szCs w:val="20"/>
+              </w:rPr>
+              <w:t xml:space="preserve">该月应付快递费（合计）</w:t>
+            </w:r>
+          </w:p>
+        </w:tc>
+      </w:tr>
+      <w:tr>
+        <w:tc>
+          <w:tcPr>
+            <w:tcW w:type="dxa" w:w="2500"/>
+            <w:tcMar>
+              <w:top w:type="dxa" w:w="80"/>
+              <w:left w:type="dxa" w:w="130"/>
+              <w:bottom w:type="dxa" w:w="80"/>
+              <w:right w:type="dxa" w:w="130"/>
+            </w:tcMar>
+            <w:vAlign w:val="center"/>
+          </w:tcPr>
+          <w:p>
+            <w:pPr>
+              <w:spacing w:after="20" w:line="260"/>
+            </w:pPr>
+            <w:r>
+              <w:rPr>
+                <w:rFonts w:ascii="Calibri" w:cs="Calibri" w:eastAsia="微软雅黑" w:hAnsi="Calibri"/>
+                <w:color w:val="333333"/>
+                <w:sz w:val="20"/>
+                <w:szCs w:val="20"/>
+              </w:rPr>
+              <w:t xml:space="default"/>
+            </w:r>
+          </w:p>
+        </w:tc>
+        <w:tc>
+          <w:tcPr>
+            <w:tcW w:type="dxa" w:w="1200"/>
+            <w:tcMar>
+              <w:top w:type="dxa" w:w="80"/>
+              <w:left w:type="dxa" w:w="130"/>
+              <w:bottom w:type="dxa" w:w="80"/>
+              <w:right w:type="dxa" w:w="130"/>
+            </w:tcMar>
+            <w:vAlign w:val="center"/>
+          </w:tcPr>
+          <w:p>
+            <w:pPr>
+              <w:spacing w:after="20" w:line="260"/>
+            </w:pPr>
+            <w:r>
+              <w:rPr>
+                <w:rFonts w:ascii="Calibri" w:cs="Calibri" w:eastAsia="微软雅黑" w:hAnsi="Calibri"/>
+                <w:color w:val="333333"/>
+                <w:sz w:val="20"/>
+                <w:szCs w:val="20"/>
+              </w:rPr>
               <w:t xml:space="preserve">string</w:t>
             </w:r>
           </w:p>
@@ -2416,6 +2804,89 @@
                 <w:szCs w:val="20"/>
               </w:rPr>
               <w:t xml:space="preserve">导入时间（微软 JSON 日期格式，形如 \/Date(毫秒时间戳)\/）</w:t>
+            </w:r>
+          </w:p>
+        </w:tc>
+      </w:tr>
+      <w:tr>
+        <w:tc>
+          <w:tcPr>
+            <w:tcW w:type="dxa" w:w="2500"/>
+            <w:shd w:fill="F2F7FB" w:color="auto" w:val="clear"/>
+            <w:tcMar>
+              <w:top w:type="dxa" w:w="80"/>
+              <w:left w:type="dxa" w:w="130"/>
+              <w:bottom w:type="dxa" w:w="80"/>
+              <w:right w:type="dxa" w:w="130"/>
+            </w:tcMar>
+            <w:vAlign w:val="center"/>
+          </w:tcPr>
+          <w:p>
+            <w:pPr>
+              <w:spacing w:after="20" w:line="260"/>
+            </w:pPr>
+            <w:r>
+              <w:rPr>
+                <w:rFonts w:ascii="Calibri" w:cs="Calibri" w:eastAsia="微软雅黑" w:hAnsi="Calibri"/>
+                <w:color w:val="333333"/>
+                <w:sz w:val="20"/>
+                <w:szCs w:val="20"/>
+              </w:rPr>
+              <w:t xml:space="default"/>
+            </w:r>
+          </w:p>
+        </w:tc>
+        <w:tc>
+          <w:tcPr>
+            <w:tcW w:type="dxa" w:w="1200"/>
+            <w:shd w:fill="F2F7FB" w:color="auto" w:val="clear"/>
+            <w:tcMar>
+              <w:top w:type="dxa" w:w="80"/>
+              <w:left w:type="dxa" w:w="130"/>
+              <w:bottom w:type="dxa" w:w="80"/>
+              <w:right w:type="dxa" w:w="130"/>
+            </w:tcMar>
+            <w:vAlign w:val="center"/>
+          </w:tcPr>
+          <w:p>
+            <w:pPr>
+              <w:spacing w:after="20" w:line="260"/>
+            </w:pPr>
+            <w:r>
+              <w:rPr>
+                <w:rFonts w:ascii="Calibri" w:cs="Calibri" w:eastAsia="微软雅黑" w:hAnsi="Calibri"/>
+                <w:color w:val="333333"/>
+                <w:sz w:val="20"/>
+                <w:szCs w:val="20"/>
+              </w:rPr>
+              <w:t xml:space="preserve">number</w:t>
+            </w:r>
+          </w:p>
+        </w:tc>
+        <w:tc>
+          <w:tcPr>
+            <w:tcW w:type="dxa" w:w="5326"/>
+            <w:shd w:fill="F2F7FB" w:color="auto" w:val="clear"/>
+            <w:tcMar>
+              <w:top w:type="dxa" w:w="80"/>
+              <w:left w:type="dxa" w:w="130"/>
+              <w:bottom w:type="dxa" w:w="80"/>
+              <w:right w:type="dxa" w:w="130"/>
+            </w:tcMar>
+            <w:vAlign w:val="center"/>
+          </w:tcPr>
+          <w:p>
+            <w:pPr>
+              <w:spacing w:after="20" w:line="260"/>
+            </w:pPr>
+            <w:r>
+              <w:rPr>
+                <w:rFonts w:ascii="Calibri" w:cs="Calibri" w:eastAsia="微软雅黑" w:hAnsi="Calibri"/>
+                <w:color w:val="333333"/>
+                <w:sz w:val="20"/>
+                <w:szCs w:val="20"/>
+              </w:rPr>
+              <w:t xml:space="preserve">该月应付总金额（= 应付加工费 + 应付快递费，导入时写入）</w:t>
             </w:r>
           </w:p>
         </w:tc>
@@ -2437,7 +2908,7 @@
           <w:sz w:val="21"/>
           <w:szCs w:val="21"/>
         </w:rPr>
-        <w:t xml:space="preserve">导入时间为 .NET 序列化的日期格式，如需普通时间可解析括号内毫秒时间戳：new Date(1786609765923)。若某月份尚未导入，data 为空数组 []，success 仍为 true。</w:t>
+        <w:t xml:space="preserve">导入时间为 .NET 序列化的日期格式，如需普通时间可解析括号内毫秒时间戳：new Date(1786609765923)。开始日期/结束日期/应付总金额为表中实际存储的字段，由「导入到OA」写入：开始=当月1日，结束=当月月末，应付总金额=应付加工费+应付快递费。若某月份尚未导入，data 为空数组 []，success 仍为 true。</w:t>
       </w:r>
     </w:p>
     <w:p>
@@ -3902,7 +4373,7 @@
                 <w:sz w:val="20"/>
                 <w:szCs w:val="20"/>
               </w:rPr>
-              <w:t xml:space="preserve">（字段：序号、月份、应付加工费、应付快递费、导入时间）</w:t>
+              <w:t xml:space="preserve">（字段：序号、月份、开始日期、结束日期、应付加工费、应付快递费、应付总金额、导入时间）</w:t>
             </w:r>
           </w:p>
         </w:tc>
